--- a/final_agile.docx
+++ b/final_agile.docx
@@ -12059,23 +12059,7 @@
                 <w:sz w:val="24"/>
                 <w:szCs w:val="24"/>
               </w:rPr>
-              <w:t xml:space="preserve"> </w:t>
-            </w:r>
-            <w:r>
-              <w:rPr>
-                <w:rFonts w:ascii="Times New Roman" w:eastAsia="Times New Roman" w:hAnsi="Times New Roman" w:cs="Times New Roman"/>
-                <w:sz w:val="24"/>
-                <w:szCs w:val="24"/>
-              </w:rPr>
-              <w:t>Capacity</w:t>
-            </w:r>
-            <w:r>
-              <w:rPr>
-                <w:rFonts w:ascii="Times New Roman" w:eastAsia="Times New Roman" w:hAnsi="Times New Roman" w:cs="Times New Roman"/>
-                <w:sz w:val="24"/>
-                <w:szCs w:val="24"/>
-              </w:rPr>
-              <w:t xml:space="preserve"> </w:t>
+              <w:t xml:space="preserve"> Capacity </w:t>
             </w:r>
             <w:proofErr w:type="spellStart"/>
             <w:r>
@@ -15561,7 +15545,177 @@
                 <w:sz w:val="24"/>
                 <w:szCs w:val="24"/>
               </w:rPr>
-              <w:t>: 7,6SP</w:t>
+              <w:t xml:space="preserve">: </w:t>
+            </w:r>
+            <w:proofErr w:type="spellStart"/>
+            <w:r>
+              <w:rPr>
+                <w:rFonts w:ascii="Times New Roman" w:eastAsia="Times New Roman" w:hAnsi="Times New Roman" w:cs="Times New Roman"/>
+                <w:sz w:val="24"/>
+                <w:szCs w:val="24"/>
+              </w:rPr>
+              <w:t>Thực</w:t>
+            </w:r>
+            <w:proofErr w:type="spellEnd"/>
+            <w:r>
+              <w:rPr>
+                <w:rFonts w:ascii="Times New Roman" w:eastAsia="Times New Roman" w:hAnsi="Times New Roman" w:cs="Times New Roman"/>
+                <w:sz w:val="24"/>
+                <w:szCs w:val="24"/>
+              </w:rPr>
+              <w:t xml:space="preserve"> </w:t>
+            </w:r>
+            <w:proofErr w:type="spellStart"/>
+            <w:r>
+              <w:rPr>
+                <w:rFonts w:ascii="Times New Roman" w:eastAsia="Times New Roman" w:hAnsi="Times New Roman" w:cs="Times New Roman"/>
+                <w:sz w:val="24"/>
+                <w:szCs w:val="24"/>
+              </w:rPr>
+              <w:t>tế</w:t>
+            </w:r>
+            <w:proofErr w:type="spellEnd"/>
+            <w:r>
+              <w:rPr>
+                <w:rFonts w:ascii="Times New Roman" w:eastAsia="Times New Roman" w:hAnsi="Times New Roman" w:cs="Times New Roman"/>
+                <w:sz w:val="24"/>
+                <w:szCs w:val="24"/>
+              </w:rPr>
+              <w:t xml:space="preserve"> </w:t>
+            </w:r>
+            <w:proofErr w:type="spellStart"/>
+            <w:r>
+              <w:rPr>
+                <w:rFonts w:ascii="Times New Roman" w:eastAsia="Times New Roman" w:hAnsi="Times New Roman" w:cs="Times New Roman"/>
+                <w:sz w:val="24"/>
+                <w:szCs w:val="24"/>
+              </w:rPr>
+              <w:t>đang</w:t>
+            </w:r>
+            <w:proofErr w:type="spellEnd"/>
+            <w:r>
+              <w:rPr>
+                <w:rFonts w:ascii="Times New Roman" w:eastAsia="Times New Roman" w:hAnsi="Times New Roman" w:cs="Times New Roman"/>
+                <w:sz w:val="24"/>
+                <w:szCs w:val="24"/>
+              </w:rPr>
+              <w:t xml:space="preserve"> </w:t>
+            </w:r>
+            <w:proofErr w:type="spellStart"/>
+            <w:r>
+              <w:rPr>
+                <w:rFonts w:ascii="Times New Roman" w:eastAsia="Times New Roman" w:hAnsi="Times New Roman" w:cs="Times New Roman"/>
+                <w:sz w:val="24"/>
+                <w:szCs w:val="24"/>
+              </w:rPr>
+              <w:t>bị</w:t>
+            </w:r>
+            <w:proofErr w:type="spellEnd"/>
+            <w:r>
+              <w:rPr>
+                <w:rFonts w:ascii="Times New Roman" w:eastAsia="Times New Roman" w:hAnsi="Times New Roman" w:cs="Times New Roman"/>
+                <w:sz w:val="24"/>
+                <w:szCs w:val="24"/>
+              </w:rPr>
+              <w:t xml:space="preserve"> </w:t>
+            </w:r>
+            <w:proofErr w:type="spellStart"/>
+            <w:r>
+              <w:rPr>
+                <w:rFonts w:ascii="Times New Roman" w:eastAsia="Times New Roman" w:hAnsi="Times New Roman" w:cs="Times New Roman"/>
+                <w:sz w:val="24"/>
+                <w:szCs w:val="24"/>
+              </w:rPr>
+              <w:t>chênh</w:t>
+            </w:r>
+            <w:proofErr w:type="spellEnd"/>
+            <w:r>
+              <w:rPr>
+                <w:rFonts w:ascii="Times New Roman" w:eastAsia="Times New Roman" w:hAnsi="Times New Roman" w:cs="Times New Roman"/>
+                <w:sz w:val="24"/>
+                <w:szCs w:val="24"/>
+              </w:rPr>
+              <w:t xml:space="preserve"> </w:t>
+            </w:r>
+            <w:proofErr w:type="spellStart"/>
+            <w:r>
+              <w:rPr>
+                <w:rFonts w:ascii="Times New Roman" w:eastAsia="Times New Roman" w:hAnsi="Times New Roman" w:cs="Times New Roman"/>
+                <w:sz w:val="24"/>
+                <w:szCs w:val="24"/>
+              </w:rPr>
+              <w:t>lệch</w:t>
+            </w:r>
+            <w:proofErr w:type="spellEnd"/>
+            <w:r>
+              <w:rPr>
+                <w:rFonts w:ascii="Times New Roman" w:eastAsia="Times New Roman" w:hAnsi="Times New Roman" w:cs="Times New Roman"/>
+                <w:sz w:val="24"/>
+                <w:szCs w:val="24"/>
+              </w:rPr>
+              <w:t xml:space="preserve"> so </w:t>
+            </w:r>
+            <w:proofErr w:type="spellStart"/>
+            <w:r>
+              <w:rPr>
+                <w:rFonts w:ascii="Times New Roman" w:eastAsia="Times New Roman" w:hAnsi="Times New Roman" w:cs="Times New Roman"/>
+                <w:sz w:val="24"/>
+                <w:szCs w:val="24"/>
+              </w:rPr>
+              <w:t>với</w:t>
+            </w:r>
+            <w:proofErr w:type="spellEnd"/>
+            <w:r>
+              <w:rPr>
+                <w:rFonts w:ascii="Times New Roman" w:eastAsia="Times New Roman" w:hAnsi="Times New Roman" w:cs="Times New Roman"/>
+                <w:sz w:val="24"/>
+                <w:szCs w:val="24"/>
+              </w:rPr>
+              <w:t xml:space="preserve"> </w:t>
+            </w:r>
+            <w:proofErr w:type="spellStart"/>
+            <w:r>
+              <w:rPr>
+                <w:rFonts w:ascii="Times New Roman" w:eastAsia="Times New Roman" w:hAnsi="Times New Roman" w:cs="Times New Roman"/>
+                <w:sz w:val="24"/>
+                <w:szCs w:val="24"/>
+              </w:rPr>
+              <w:t>lý</w:t>
+            </w:r>
+            <w:proofErr w:type="spellEnd"/>
+            <w:r>
+              <w:rPr>
+                <w:rFonts w:ascii="Times New Roman" w:eastAsia="Times New Roman" w:hAnsi="Times New Roman" w:cs="Times New Roman"/>
+                <w:sz w:val="24"/>
+                <w:szCs w:val="24"/>
+              </w:rPr>
+              <w:t xml:space="preserve"> </w:t>
+            </w:r>
+            <w:proofErr w:type="spellStart"/>
+            <w:r>
+              <w:rPr>
+                <w:rFonts w:ascii="Times New Roman" w:eastAsia="Times New Roman" w:hAnsi="Times New Roman" w:cs="Times New Roman"/>
+                <w:sz w:val="24"/>
+                <w:szCs w:val="24"/>
+              </w:rPr>
+              <w:t>tưởng</w:t>
+            </w:r>
+            <w:proofErr w:type="spellEnd"/>
+            <w:r>
+              <w:rPr>
+                <w:rFonts w:ascii="Times New Roman" w:eastAsia="Times New Roman" w:hAnsi="Times New Roman" w:cs="Times New Roman"/>
+                <w:sz w:val="24"/>
+                <w:szCs w:val="24"/>
+              </w:rPr>
+              <w:t xml:space="preserve"> </w:t>
+            </w:r>
+            <w:r>
+              <w:rPr>
+                <w:rFonts w:ascii="Times New Roman" w:eastAsia="Times New Roman" w:hAnsi="Times New Roman" w:cs="Times New Roman"/>
+                <w:sz w:val="24"/>
+                <w:szCs w:val="24"/>
+              </w:rPr>
+              <w:t>7,6SP</w:t>
             </w:r>
           </w:p>
           <w:p>
@@ -16904,6 +17058,8 @@
           <w:szCs w:val="24"/>
         </w:rPr>
       </w:pPr>
+      <w:bookmarkStart w:id="0" w:name="_GoBack"/>
+      <w:bookmarkEnd w:id="0"/>
       <w:r>
         <w:rPr>
           <w:rFonts w:ascii="Times New Roman" w:eastAsia="Times New Roman" w:hAnsi="Times New Roman" w:cs="Times New Roman"/>
@@ -17232,19 +17388,7 @@
                 <w:sz w:val="24"/>
                 <w:szCs w:val="24"/>
               </w:rPr>
-              <w:t>Ho</w:t>
-            </w:r>
-            <w:bookmarkStart w:id="0" w:name="_GoBack"/>
-            <w:bookmarkEnd w:id="0"/>
-            <w:r>
-              <w:rPr>
-                <w:rFonts w:ascii="Times New Roman" w:eastAsia="Times New Roman" w:hAnsi="Times New Roman" w:cs="Times New Roman"/>
-                <w:b/>
-                <w:bCs/>
-                <w:sz w:val="24"/>
-                <w:szCs w:val="24"/>
-              </w:rPr>
-              <w:t>ạt</w:t>
+              <w:t>Hoạt</w:t>
             </w:r>
             <w:proofErr w:type="spellEnd"/>
             <w:r>
@@ -18747,6 +18891,7 @@
   <w:style w:type="character" w:default="1" w:styleId="DefaultParagraphFont">
     <w:name w:val="Default Paragraph Font"/>
     <w:uiPriority w:val="1"/>
+    <w:semiHidden/>
     <w:unhideWhenUsed/>
   </w:style>
   <w:style w:type="table" w:default="1" w:styleId="TableNormal">
